--- a/Michael-Ly-Resume.docx
+++ b/Michael-Ly-Resume.docx
@@ -454,6 +454,7 @@
           <w:sz w:val="23"/>
           <w:szCs w:val="23"/>
         </w:rPr>
+        <w:lastRenderedPageBreak/>
         <w:t>Architected and scaled AWS infrastructure (S3, EC2, SFTP, Redshift), reducing ETL runtimes and enabling scalable ingestion for high-volume partner data, saving 20% cloud utilization costs.</w:t>
       </w:r>
     </w:p>
@@ -496,7 +497,6 @@
           <w:sz w:val="23"/>
           <w:szCs w:val="23"/>
         </w:rPr>
-        <w:lastRenderedPageBreak/>
         <w:t>Leveraging CI/CD workflows using Git to automate testing and deployment for reliable, production-ready data pipelining, leading to increased fault tolerance of infrastructure.</w:t>
       </w:r>
     </w:p>
@@ -924,6 +924,7 @@
         <w:rPr>
           <w:b/>
         </w:rPr>
+        <w:lastRenderedPageBreak/>
         <w:t>B.A.</w:t>
       </w:r>
       <w:r>

--- a/Michael-Ly-Resume.docx
+++ b/Michael-Ly-Resume.docx
@@ -103,82 +103,55 @@
           <w:b/>
           <w:u w:val="single"/>
         </w:rPr>
-        <w:t>TECHNICAL SKILLS</w:t>
-      </w:r>
-      <w:r>
+        <w:t>SUMMARY</w:t>
+      </w:r>
+    </w:p>
+    <w:p>
+      <w:pPr>
+        <w:ind w:right="-720"/>
+      </w:pPr>
+      <w:r>
+        <w:t>Data engineer building Snowflake Cortex AI and Streamlit tools for technical teams, non-technical users, and legacy systems. AI has moved my bottleneck from writing code to framing problems, breaking them into modular pieces, and designing around how people actually use the tool.</w:t>
+      </w:r>
+    </w:p>
+    <w:p>
+      <w:pPr>
+        <w:ind w:right="-720"/>
+        <w:rPr>
+          <w:b/>
+          <w:sz w:val="23"/>
+          <w:szCs w:val="23"/>
+          <w:u w:val="single"/>
+        </w:rPr>
+      </w:pPr>
+    </w:p>
+    <w:p>
+      <w:pPr>
+        <w:ind w:right="-720"/>
+        <w:rPr>
+          <w:sz w:val="23"/>
+          <w:szCs w:val="23"/>
+        </w:rPr>
+      </w:pPr>
+      <w:r>
+        <w:rPr>
+          <w:b/>
+          <w:sz w:val="23"/>
+          <w:szCs w:val="23"/>
+          <w:u w:val="single"/>
+        </w:rPr>
+        <w:t>PROFESSIONAL EXPERIENCE</w:t>
+      </w:r>
+      <w:r>
+        <w:rPr>
+          <w:sz w:val="23"/>
+          <w:szCs w:val="23"/>
+        </w:rPr>
         <w:t xml:space="preserve"> </w:t>
       </w:r>
     </w:p>
     <w:p>
       <w:pPr>
-        <w:ind w:right="-720"/>
-      </w:pPr>
-      <w:r>
-        <w:rPr>
-          <w:b/>
-        </w:rPr>
-        <w:t>Languages &amp; Tools</w:t>
-      </w:r>
-      <w:r>
-        <w:t>: Python, SQL, Git, Pandas, Streamlit, Cortex AI, Data Modeling, ETL, SCD2</w:t>
-      </w:r>
-    </w:p>
-    <w:p>
-      <w:pPr>
-        <w:ind w:right="-720"/>
-      </w:pPr>
-      <w:r>
-        <w:rPr>
-          <w:b/>
-        </w:rPr>
-        <w:t>Cloud &amp; Data Platforms</w:t>
-      </w:r>
-      <w:r>
-        <w:t>: AWS (Lambda, S3, Glue, EventBridge, EC2, CloudWatch, Athena), Snowflake, Workato</w:t>
-      </w:r>
-    </w:p>
-    <w:p>
-      <w:pPr>
-        <w:spacing w:after="200"/>
-        <w:ind w:right="-720"/>
-      </w:pPr>
-      <w:r>
-        <w:rPr>
-          <w:b/>
-        </w:rPr>
-        <w:t>Workflow &amp; Orchestration</w:t>
-      </w:r>
-      <w:r>
-        <w:t>: Schemachange, dbt, Apache Airflow, SFTP/S3 pipelines, Idempotent event-driven architecture</w:t>
-      </w:r>
-    </w:p>
-    <w:p>
-      <w:pPr>
-        <w:ind w:right="-720"/>
-        <w:rPr>
-          <w:sz w:val="23"/>
-          <w:szCs w:val="23"/>
-        </w:rPr>
-      </w:pPr>
-      <w:r>
-        <w:rPr>
-          <w:b/>
-          <w:sz w:val="23"/>
-          <w:szCs w:val="23"/>
-          <w:u w:val="single"/>
-        </w:rPr>
-        <w:t>PROFESSIONAL EXPERIENCE</w:t>
-      </w:r>
-      <w:r>
-        <w:rPr>
-          <w:sz w:val="23"/>
-          <w:szCs w:val="23"/>
-        </w:rPr>
-        <w:t xml:space="preserve"> </w:t>
-      </w:r>
-    </w:p>
-    <w:p>
-      <w:pPr>
         <w:spacing w:after="200" w:line="240" w:lineRule="auto"/>
         <w:ind w:right="-720"/>
         <w:rPr>
@@ -215,6 +188,13 @@
           <w:szCs w:val="23"/>
         </w:rPr>
         <w:t xml:space="preserve">| Nashville, TN                                                    </w:t>
+      </w:r>
+      <w:r>
+        <w:rPr>
+          <w:sz w:val="23"/>
+          <w:szCs w:val="23"/>
+        </w:rPr>
+        <w:t xml:space="preserve">              </w:t>
       </w:r>
       <w:r>
         <w:rPr>
@@ -272,7 +252,7 @@
           <w:sz w:val="23"/>
           <w:szCs w:val="23"/>
         </w:rPr>
-        <w:t>Built event-driven ingestion on AWS: Workato and cron listeners watch partner SFTP paths and route files into S3, with tiered EventBridge dispatch (small files → Lambda, large files → Glue) and idempotent deduplication that eliminated silent payload-limit failures across SFTP → S3 → Snowflake.</w:t>
+        <w:t>Built a Streamlit-in-Snowflake app where Snowflake Cortex AI samples each column, drafts SQL cleaning logic, and shows a before-and-after of every value, with automated pre/post delta checks to catch data loss and a mandatory human-review gate; reviewers rarely needed to change its suggestions, replacing column-by-column manual review.</w:t>
       </w:r>
     </w:p>
     <w:p>
@@ -293,7 +273,7 @@
           <w:sz w:val="23"/>
           <w:szCs w:val="23"/>
         </w:rPr>
-        <w:t>Automated Snowflake schema migrations with Schemachange and DDL diffing — generating column-delta ALTERs that preserve existing view logic — and designed a version-aware (null-stub) migration pattern with auto-detection across four production apps, enabling zero-downtime cutovers with no downstream Power BI disruption.</w:t>
+        <w:t>Built event-driven ingestion on AWS: Workato and cron listeners watch partner SFTP paths and route files into S3, with tiered EventBridge dispatch (small files → Lambda, large files → Glue) and idempotent deduplication that eliminated silent payload-limit failures across SFTP → S3 → Snowflake.</w:t>
       </w:r>
     </w:p>
     <w:p>
@@ -314,7 +294,7 @@
           <w:sz w:val="23"/>
           <w:szCs w:val="23"/>
         </w:rPr>
-        <w:t>Engineered safe, auditable production-data tooling — backup-first deletes, typed confirmation gates, full audit logging, and auto-generated reversal scripts — achieving zero unrecoverable data-loss incidents.</w:t>
+        <w:t>Shipped 6 production Streamlit-in-Snowflake apps used regularly by data and implementation teams, under Snowflake role-based access with audit logging: AI-assisted onboarding, flat-file onboarding, and view-repair tools (Cortex AI), backup-first guardrailed deletes with auto-generated reversal scripts (zero unrecoverable data-loss incidents), a pipeline run monitor, and a self-serve reference portal for analytics.</w:t>
       </w:r>
     </w:p>
     <w:p>
@@ -340,6 +320,62 @@
     </w:p>
     <w:p>
       <w:pPr>
+        <w:spacing w:after="200" w:line="240" w:lineRule="auto"/>
+        <w:ind w:right="-720"/>
+        <w:rPr>
+          <w:sz w:val="23"/>
+          <w:szCs w:val="23"/>
+        </w:rPr>
+      </w:pPr>
+      <w:r>
+        <w:rPr>
+          <w:b/>
+          <w:sz w:val="23"/>
+          <w:szCs w:val="23"/>
+        </w:rPr>
+        <w:t>Data Engineer II</w:t>
+      </w:r>
+      <w:r>
+        <w:rPr>
+          <w:sz w:val="23"/>
+          <w:szCs w:val="23"/>
+        </w:rPr>
+        <w:t xml:space="preserve"> — </w:t>
+      </w:r>
+      <w:r>
+        <w:rPr>
+          <w:b/>
+          <w:sz w:val="23"/>
+          <w:szCs w:val="23"/>
+        </w:rPr>
+        <w:t>Ellevation Education</w:t>
+      </w:r>
+      <w:r>
+        <w:rPr>
+          <w:sz w:val="23"/>
+          <w:szCs w:val="23"/>
+        </w:rPr>
+        <w:t xml:space="preserve"> | Boston, MA                                           </w:t>
+      </w:r>
+      <w:r>
+        <w:rPr>
+          <w:b/>
+          <w:i/>
+          <w:sz w:val="23"/>
+          <w:szCs w:val="23"/>
+        </w:rPr>
+        <w:t>Oct 2024 – May 2025</w:t>
+      </w:r>
+      <w:r>
+        <w:rPr>
+          <w:sz w:val="23"/>
+          <w:szCs w:val="23"/>
+        </w:rPr>
+        <w:t xml:space="preserve"> </w:t>
+      </w:r>
+    </w:p>
+    <w:p>
+      <w:pPr>
         <w:numPr>
           <w:ilvl w:val="0"/>
           <w:numId w:val="2"/>
@@ -356,63 +392,7 @@
           <w:sz w:val="23"/>
           <w:szCs w:val="23"/>
         </w:rPr>
-        <w:t>Resolved a live production SFTP export failure in 16 minutes, then proactively audited all enterprise client export pipelines and caught a second latent misconfiguration before any client impact.</w:t>
-      </w:r>
-    </w:p>
-    <w:p>
-      <w:pPr>
-        <w:spacing w:after="200" w:line="240" w:lineRule="auto"/>
-        <w:ind w:right="-720"/>
-        <w:rPr>
-          <w:sz w:val="23"/>
-          <w:szCs w:val="23"/>
-        </w:rPr>
-      </w:pPr>
-      <w:r>
-        <w:rPr>
-          <w:b/>
-          <w:sz w:val="23"/>
-          <w:szCs w:val="23"/>
-        </w:rPr>
-        <w:t>Data Engineer II</w:t>
-      </w:r>
-      <w:r>
-        <w:rPr>
-          <w:sz w:val="23"/>
-          <w:szCs w:val="23"/>
-        </w:rPr>
-        <w:t xml:space="preserve"> — </w:t>
-      </w:r>
-      <w:r>
-        <w:rPr>
-          <w:b/>
-          <w:sz w:val="23"/>
-          <w:szCs w:val="23"/>
-        </w:rPr>
-        <w:t>Ellevation Education</w:t>
-      </w:r>
-      <w:r>
-        <w:rPr>
-          <w:sz w:val="23"/>
-          <w:szCs w:val="23"/>
-        </w:rPr>
-        <w:t xml:space="preserve"> | Boston, MA                                           </w:t>
-      </w:r>
-      <w:r>
-        <w:rPr>
-          <w:b/>
-          <w:i/>
-          <w:sz w:val="23"/>
-          <w:szCs w:val="23"/>
-        </w:rPr>
-        <w:t>Oct 2024 – May 2025</w:t>
-      </w:r>
-      <w:r>
-        <w:rPr>
-          <w:sz w:val="23"/>
-          <w:szCs w:val="23"/>
-        </w:rPr>
-        <w:t xml:space="preserve"> </w:t>
+        <w:t>Led optimization and stabilization of production Airflow DAGs — reducing pipeline failure rate by 15% through improved error handling, retry logic, and on-call incident response for executive-facing dashboards driving 10% ARR growth.</w:t>
       </w:r>
     </w:p>
     <w:p>
@@ -433,50 +413,7 @@
           <w:sz w:val="23"/>
           <w:szCs w:val="23"/>
         </w:rPr>
-        <w:t>Led optimization and stabilization of production Airflow DAGs — reducing pipeline failure rate by 15% through improved error handling, retry logic, and on-call incident response for executive-facing dashboards driving 10% ARR growth.</w:t>
-      </w:r>
-    </w:p>
-    <w:p>
-      <w:pPr>
-        <w:numPr>
-          <w:ilvl w:val="0"/>
-          <w:numId w:val="2"/>
-        </w:numPr>
-        <w:spacing w:line="360" w:lineRule="auto"/>
-        <w:ind w:left="450" w:right="-720"/>
-        <w:rPr>
-          <w:sz w:val="23"/>
-          <w:szCs w:val="23"/>
-        </w:rPr>
-      </w:pPr>
-      <w:r>
-        <w:rPr>
-          <w:sz w:val="23"/>
-          <w:szCs w:val="23"/>
-        </w:rPr>
-        <w:lastRenderedPageBreak/>
         <w:t>Architected and scaled AWS infrastructure (S3, EC2, SFTP, Redshift), reducing ETL runtimes and enabling scalable ingestion for high-volume partner data, saving 20% cloud utilization costs.</w:t>
-      </w:r>
-    </w:p>
-    <w:p>
-      <w:pPr>
-        <w:numPr>
-          <w:ilvl w:val="0"/>
-          <w:numId w:val="2"/>
-        </w:numPr>
-        <w:spacing w:line="360" w:lineRule="auto"/>
-        <w:ind w:left="450" w:right="-720"/>
-        <w:rPr>
-          <w:sz w:val="23"/>
-          <w:szCs w:val="23"/>
-        </w:rPr>
-      </w:pPr>
-      <w:r>
-        <w:rPr>
-          <w:sz w:val="23"/>
-          <w:szCs w:val="23"/>
-        </w:rPr>
-        <w:t>Constructed and optimized complex SQL Server transformations, improving database performance by 15% and data reliability by 10%.</w:t>
       </w:r>
     </w:p>
     <w:p>
@@ -497,6 +434,7 @@
           <w:sz w:val="23"/>
           <w:szCs w:val="23"/>
         </w:rPr>
+        <w:lastRenderedPageBreak/>
         <w:t>Leveraging CI/CD workflows using Git to automate testing and deployment for reliable, production-ready data pipelining, leading to increased fault tolerance of infrastructure.</w:t>
       </w:r>
     </w:p>
@@ -601,122 +539,173 @@
     </w:p>
     <w:p>
       <w:pPr>
+        <w:ind w:right="-720"/>
+        <w:rPr>
+          <w:b/>
+          <w:sz w:val="23"/>
+          <w:szCs w:val="23"/>
+        </w:rPr>
+      </w:pPr>
+      <w:r>
+        <w:rPr>
+          <w:b/>
+          <w:sz w:val="23"/>
+          <w:szCs w:val="23"/>
+        </w:rPr>
+        <w:t>Data Engineer Intern</w:t>
+      </w:r>
+      <w:r>
+        <w:rPr>
+          <w:sz w:val="23"/>
+          <w:szCs w:val="23"/>
+        </w:rPr>
+        <w:t xml:space="preserve"> — </w:t>
+      </w:r>
+      <w:r>
+        <w:rPr>
+          <w:b/>
+          <w:sz w:val="23"/>
+          <w:szCs w:val="23"/>
+        </w:rPr>
+        <w:t xml:space="preserve">Brotman Baty Institute    </w:t>
+      </w:r>
+      <w:r>
+        <w:rPr>
+          <w:sz w:val="23"/>
+          <w:szCs w:val="23"/>
+        </w:rPr>
+        <w:t xml:space="preserve">                                                  </w:t>
+      </w:r>
+      <w:r>
+        <w:rPr>
+          <w:b/>
+          <w:i/>
+          <w:sz w:val="23"/>
+          <w:szCs w:val="23"/>
+        </w:rPr>
+        <w:t>Feb 2022 – Jan 2023</w:t>
+      </w:r>
+      <w:r>
+        <w:rPr>
+          <w:b/>
+          <w:sz w:val="23"/>
+          <w:szCs w:val="23"/>
+        </w:rPr>
+        <w:t xml:space="preserve"> </w:t>
+      </w:r>
+    </w:p>
+    <w:p>
+      <w:pPr>
+        <w:numPr>
+          <w:ilvl w:val="0"/>
+          <w:numId w:val="1"/>
+        </w:numPr>
+        <w:spacing w:before="240" w:line="360" w:lineRule="auto"/>
+        <w:ind w:right="-720"/>
+        <w:rPr>
+          <w:sz w:val="23"/>
+          <w:szCs w:val="23"/>
+        </w:rPr>
+      </w:pPr>
+      <w:r>
+        <w:rPr>
+          <w:sz w:val="23"/>
+          <w:szCs w:val="23"/>
+        </w:rPr>
+        <w:t>Contributed to data engineering for the United States’ first COVID-19 cases in Seattle, WA.</w:t>
+      </w:r>
+    </w:p>
+    <w:p>
+      <w:pPr>
         <w:numPr>
           <w:ilvl w:val="0"/>
           <w:numId w:val="1"/>
         </w:numPr>
         <w:spacing w:after="240" w:line="360" w:lineRule="auto"/>
-        <w:ind w:left="450" w:right="-720"/>
-        <w:rPr>
-          <w:sz w:val="23"/>
-          <w:szCs w:val="23"/>
-        </w:rPr>
-      </w:pPr>
-      <w:r>
-        <w:rPr>
-          <w:sz w:val="23"/>
-          <w:szCs w:val="23"/>
-        </w:rPr>
-        <w:t>Contributed to CI/CD deployment processes for Python ETL scripts, improving the reliability of production jobs and reducing manual intervention.</w:t>
-      </w:r>
-    </w:p>
-    <w:p>
-      <w:pPr>
-        <w:ind w:right="-720"/>
-        <w:rPr>
-          <w:b/>
-          <w:sz w:val="23"/>
-          <w:szCs w:val="23"/>
-        </w:rPr>
-      </w:pPr>
-      <w:r>
-        <w:rPr>
-          <w:b/>
-          <w:sz w:val="23"/>
-          <w:szCs w:val="23"/>
-        </w:rPr>
-        <w:t>Data Engineer Intern</w:t>
-      </w:r>
-      <w:r>
-        <w:rPr>
-          <w:sz w:val="23"/>
-          <w:szCs w:val="23"/>
-        </w:rPr>
-        <w:t xml:space="preserve"> — </w:t>
-      </w:r>
-      <w:r>
-        <w:rPr>
-          <w:b/>
-          <w:sz w:val="23"/>
-          <w:szCs w:val="23"/>
-        </w:rPr>
-        <w:t xml:space="preserve">Brotman Baty Institute    </w:t>
-      </w:r>
-      <w:r>
-        <w:rPr>
-          <w:sz w:val="23"/>
-          <w:szCs w:val="23"/>
-        </w:rPr>
-        <w:t xml:space="preserve">                                                  </w:t>
-      </w:r>
-      <w:r>
-        <w:rPr>
-          <w:b/>
-          <w:i/>
-          <w:sz w:val="23"/>
-          <w:szCs w:val="23"/>
-        </w:rPr>
-        <w:t>Feb 2022 – Jan 2023</w:t>
-      </w:r>
-      <w:r>
-        <w:rPr>
-          <w:b/>
-          <w:sz w:val="23"/>
-          <w:szCs w:val="23"/>
-        </w:rPr>
+        <w:ind w:right="-720"/>
+        <w:rPr>
+          <w:sz w:val="23"/>
+          <w:szCs w:val="23"/>
+        </w:rPr>
+      </w:pPr>
+      <w:r>
+        <w:rPr>
+          <w:sz w:val="23"/>
+          <w:szCs w:val="23"/>
+        </w:rPr>
+        <w:t>Designed and optimized ETL processes using SQL and Python to aggregate survey and swab data from 50,000+ participants, generating over 2M records for epidemiological research.</w:t>
+      </w:r>
+    </w:p>
+    <w:p>
+      <w:pPr>
+        <w:ind w:right="-720"/>
+      </w:pPr>
+      <w:r>
+        <w:rPr>
+          <w:b/>
+          <w:u w:val="single"/>
+        </w:rPr>
+        <w:t>TECHNICAL SKILLS</w:t>
+      </w:r>
+      <w:r>
         <w:t xml:space="preserve"> </w:t>
       </w:r>
     </w:p>
     <w:p>
       <w:pPr>
-        <w:numPr>
-          <w:ilvl w:val="0"/>
-          <w:numId w:val="1"/>
-        </w:numPr>
-        <w:spacing w:before="240" w:line="360" w:lineRule="auto"/>
-        <w:ind w:right="-720"/>
-        <w:rPr>
-          <w:sz w:val="23"/>
-          <w:szCs w:val="23"/>
-        </w:rPr>
-      </w:pPr>
-      <w:r>
-        <w:rPr>
-          <w:sz w:val="23"/>
-          <w:szCs w:val="23"/>
-        </w:rPr>
-        <w:t>Contributed to data engineering for the United States’ first COVID-19 cases in Seattle, WA.</w:t>
-      </w:r>
-    </w:p>
-    <w:p>
-      <w:pPr>
-        <w:numPr>
-          <w:ilvl w:val="0"/>
-          <w:numId w:val="1"/>
-        </w:numPr>
-        <w:spacing w:after="240" w:line="360" w:lineRule="auto"/>
-        <w:ind w:right="-720"/>
-        <w:rPr>
-          <w:sz w:val="23"/>
-          <w:szCs w:val="23"/>
-        </w:rPr>
-      </w:pPr>
-      <w:r>
-        <w:rPr>
-          <w:sz w:val="23"/>
-          <w:szCs w:val="23"/>
-        </w:rPr>
-        <w:t>Designed and optimized ETL processes using SQL and Python to aggregate survey and swab data from 50,000+ participants, generating over 2M records for epidemiological research.</w:t>
+        <w:ind w:right="-720"/>
+      </w:pPr>
+      <w:r>
+        <w:rPr>
+          <w:b/>
+        </w:rPr>
+        <w:t>Snowflake AI &amp; Apps</w:t>
+      </w:r>
+      <w:r>
+        <w:t>: Snowflake Cortex AI, Streamlit in Snowflake, AI-assisted data prep, Human-in-the-loop review gates, RBAC, Audit logging</w:t>
+      </w:r>
+    </w:p>
+    <w:p>
+      <w:pPr>
+        <w:ind w:right="-720"/>
+      </w:pPr>
+      <w:r>
+        <w:rPr>
+          <w:b/>
+        </w:rPr>
+        <w:t>Languages &amp; Tools</w:t>
+      </w:r>
+      <w:r>
+        <w:t>: Python, SQL, Git, Pandas, Streamlit, Cortex AI, Data Modeling, ETL, SCD2</w:t>
+      </w:r>
+    </w:p>
+    <w:p>
+      <w:pPr>
+        <w:ind w:right="-720"/>
+      </w:pPr>
+      <w:r>
+        <w:rPr>
+          <w:b/>
+        </w:rPr>
+        <w:t>Cloud &amp; Data Platforms</w:t>
+      </w:r>
+      <w:r>
+        <w:t>: AWS (Lambda, S3, Glue, EventBridge, EC2, CloudWatch, Athena), Snowflake, Workato</w:t>
+      </w:r>
+    </w:p>
+    <w:p>
+      <w:pPr>
+        <w:spacing w:after="200"/>
+        <w:ind w:right="-720"/>
+      </w:pPr>
+      <w:r>
+        <w:rPr>
+          <w:b/>
+        </w:rPr>
+        <w:t>Workflow &amp; Orchestration</w:t>
+      </w:r>
+      <w:r>
+        <w:t>: Schemachange, dbt, Apache Airflow, SFTP/S3 pipelines, Idempotent event-driven architecture</w:t>
       </w:r>
     </w:p>
     <w:p>
@@ -871,12 +860,6 @@
     </w:p>
     <w:p>
       <w:pPr>
-        <w:keepNext/>
-        <w:ind w:right="-720"/>
-      </w:pPr>
-    </w:p>
-    <w:p>
-      <w:pPr>
         <w:ind w:right="-720"/>
       </w:pPr>
       <w:r>
@@ -910,21 +893,20 @@
         <w:rPr>
           <w:b/>
         </w:rPr>
-        <w:t xml:space="preserve">                                     Status - Graduated </w:t>
-      </w:r>
-    </w:p>
-    <w:p>
-      <w:pPr>
-        <w:ind w:right="-720"/>
-        <w:rPr>
-          <w:b/>
-        </w:rPr>
-      </w:pPr>
-      <w:r>
-        <w:rPr>
-          <w:b/>
-        </w:rPr>
-        <w:lastRenderedPageBreak/>
+        <w:t xml:space="preserve">                                    Status - Graduated </w:t>
+      </w:r>
+    </w:p>
+    <w:p>
+      <w:pPr>
+        <w:ind w:right="-720"/>
+        <w:rPr>
+          <w:b/>
+        </w:rPr>
+      </w:pPr>
+      <w:r>
+        <w:rPr>
+          <w:b/>
+        </w:rPr>
         <w:t>B.A.</w:t>
       </w:r>
       <w:r>
@@ -934,7 +916,7 @@
         <w:rPr>
           <w:b/>
         </w:rPr>
-        <w:t xml:space="preserve">                                                                        Status - Graduated</w:t>
+        <w:t xml:space="preserve">                                                                       Status - Graduated</w:t>
       </w:r>
     </w:p>
     <w:p>
@@ -1917,6 +1899,17 @@
       <w:szCs w:val="30"/>
     </w:rPr>
   </w:style>
+  <w:style w:type="paragraph" w:styleId="ListParagraph">
+    <w:name w:val="List Paragraph"/>
+    <w:basedOn w:val="Normal"/>
+    <w:uiPriority w:val="34"/>
+    <w:qFormat/>
+    <w:rsid w:val="00C15868"/>
+    <w:pPr>
+      <w:ind w:left="720"/>
+      <w:contextualSpacing/>
+    </w:pPr>
+  </w:style>
 </w:styles>
 </file>
 

--- a/Michael-Ly-Resume.docx
+++ b/Michael-Ly-Resume.docx
@@ -231,7 +231,7 @@
           <w:sz w:val="23"/>
           <w:szCs w:val="23"/>
         </w:rPr>
-        <w:t>Designed and shipped an AI-assisted DDL automation tool (Streamlit-in-Snowflake + Snowflake Cortex AI) that replaced a 2–4 hour manual SQL-authoring workflow with a sub-5-minute review-and-deploy process — cutting client onboarding time ~95% across 10+ enterprise healthcare clients, with deterministic safety rules and a mandatory human-review gate.</w:t>
+        <w:t>Build self-serve internal data tooling in Streamlit in Snowflake, including AI-assisted SQL generation with Snowflake Cortex AI behind a mandatory human-review gate and deterministic validation rules.</w:t>
       </w:r>
     </w:p>
     <w:p>
@@ -252,7 +252,7 @@
           <w:sz w:val="23"/>
           <w:szCs w:val="23"/>
         </w:rPr>
-        <w:t>Built a Streamlit-in-Snowflake app where Snowflake Cortex AI samples each column, drafts SQL cleaning logic, and shows a before-and-after of every value, with automated pre/post delta checks to catch data loss and a mandatory human-review gate; reviewers rarely needed to change its suggestions, replacing column-by-column manual review.</w:t>
+        <w:t>Use Cortex AI to sample columns, draft SQL cleaning logic, and show before-and-after results, with pre and post delta checks to catch data loss.</w:t>
       </w:r>
     </w:p>
     <w:p>
@@ -273,7 +273,7 @@
           <w:sz w:val="23"/>
           <w:szCs w:val="23"/>
         </w:rPr>
-        <w:t>Built event-driven ingestion on AWS: Workato and cron listeners watch partner SFTP paths and route files into S3, with tiered EventBridge dispatch (small files → Lambda, large files → Glue) and idempotent deduplication that eliminated silent payload-limit failures across SFTP → S3 → Snowflake.</w:t>
+        <w:t>Design event-driven, idempotent ingestion on AWS (S3, EventBridge, Lambda, Glue) into Snowflake, with deduplication so failures surface instead of going silent.</w:t>
       </w:r>
     </w:p>
     <w:p>
@@ -294,7 +294,7 @@
           <w:sz w:val="23"/>
           <w:szCs w:val="23"/>
         </w:rPr>
-        <w:t>Shipped 6 production Streamlit-in-Snowflake apps used regularly by data and implementation teams, under Snowflake role-based access with audit logging: AI-assisted onboarding, flat-file onboarding, and view-repair tools (Cortex AI), backup-first guardrailed deletes with auto-generated reversal scripts (zero unrecoverable data-loss incidents), a pipeline run monitor, and a self-serve reference portal for analytics.</w:t>
+        <w:t>Automate Snowflake schema migrations with Schemachange and DDL diffing that preserves dependent view logic, so changes do not disrupt downstream Power BI reports.</w:t>
       </w:r>
     </w:p>
     <w:p>
@@ -315,7 +315,7 @@
           <w:sz w:val="23"/>
           <w:szCs w:val="23"/>
         </w:rPr>
-        <w:t>Owned end-to-end client onboarding infrastructure on a 3-person team — multi-tenant SFTP on AWS EC2 (chrooted SSH, IP allowlisting), S3, Snowflake database provisioning, and Workato orchestration — for healthcare clients with strict compliance requirements.</w:t>
+        <w:t>Build guardrailed production-data tooling with backups before deletes, confirmation gates, audit logging, and reversal scripts, and work on secure data infrastructure for a compliance-sensitive environment.</w:t>
       </w:r>
     </w:p>
     <w:p>
